--- a/docs/admin/Управление освещением.docx
+++ b/docs/admin/Управление освещением.docx
@@ -917,6 +917,173 @@
         <w:pStyle w:val="Heading2"/>
       </w:pPr>
       <w:r>
+        <w:t>Пример реального запуска</w:t>
+      </w:r>
+    </w:p>
+    <w:p>
+      <w:r>
+        <w:t>Ниже — фрагмент реального вывода консоли сервера и клиента при тестовом запуске 18.08.2026 (окружение venv в репозитории было нерабочим — базовый интерпретатор Python 3.10.0 отсутствовал в системе, поэтому запуск выполнялся из отдельного окружения на Python 3.11 с теми же зависимостями из requirements.txt). Отдельного визуального интерфейса и скриншотов нет — это ожидаемо для консольного приложения.</w:t>
+      </w:r>
+    </w:p>
+    <w:p>
+      <w:r>
+        <w:rPr>
+          <w:i/>
+        </w:rPr>
+        <w:t>Консоль сервера:</w:t>
+      </w:r>
+    </w:p>
+    <w:p>
+      <w:r>
+        <w:rPr>
+          <w:rFonts w:ascii="Consolas" w:hAnsi="Consolas"/>
+          <w:sz w:val="18"/>
+        </w:rPr>
+        <w:t>2026-08-18 12:34:49,388 INFO Server started at host 127.0.0.1 and port 9999</w:t>
+        <w:br/>
+        <w:br/>
+        <w:br/>
+        <w:br/>
+        <w:br/>
+        <w:br/>
+      </w:r>
+      <w:r>
+        <w:rPr>
+          <w:rFonts w:ascii="Consolas" w:hAnsi="Consolas"/>
+          <w:sz w:val="18"/>
+        </w:rPr>
+        <w:t>2026-08-18 12:34:49,388 INFO Ждём подключения клиента...</w:t>
+      </w:r>
+      <w:r>
+        <w:rPr>
+          <w:rFonts w:ascii="Consolas" w:hAnsi="Consolas"/>
+          <w:sz w:val="18"/>
+        </w:rPr>
+        <w:t>2026-08-18 12:35:26,562 INFO Клиент подключился: ('127.0.0.1', 49509)</w:t>
+      </w:r>
+      <w:r>
+        <w:rPr>
+          <w:rFonts w:ascii="Consolas" w:hAnsi="Consolas"/>
+          <w:sz w:val="18"/>
+        </w:rPr>
+        <w:t>2026-08-18 12:35:26,563 INFO Команда #1: COLOR</w:t>
+      </w:r>
+      <w:r>
+        <w:rPr>
+          <w:rFonts w:ascii="Consolas" w:hAnsi="Consolas"/>
+          <w:sz w:val="18"/>
+        </w:rPr>
+        <w:t>2026-08-18 12:35:46,580 INFO Команда #3: UNDEFINED</w:t>
+      </w:r>
+      <w:r>
+        <w:rPr>
+          <w:rFonts w:ascii="Consolas" w:hAnsi="Consolas"/>
+          <w:sz w:val="18"/>
+        </w:rPr>
+        <w:t>2026-08-18 12:36:16,608 INFO Команда #6: ON</w:t>
+      </w:r>
+      <w:r>
+        <w:rPr>
+          <w:rFonts w:ascii="Consolas" w:hAnsi="Consolas"/>
+          <w:sz w:val="18"/>
+        </w:rPr>
+        <w:t>2026-08-18 12:36:26,619 INFO Команда #7: OFF</w:t>
+      </w:r>
+    </w:p>
+    <w:p>
+      <w:r>
+        <w:rPr>
+          <w:i/>
+        </w:rPr>
+        <w:t>Консоль клиента:</w:t>
+      </w:r>
+    </w:p>
+    <w:p>
+      <w:r>
+        <w:rPr>
+          <w:rFonts w:ascii="Consolas" w:hAnsi="Consolas"/>
+          <w:sz w:val="18"/>
+        </w:rPr>
+        <w:t>2026-08-18 12:35:26,561 INFO Client started at port 9998</w:t>
+        <w:br/>
+        <w:br/>
+        <w:br/>
+        <w:br/>
+        <w:br/>
+        <w:br/>
+        <w:br/>
+        <w:br/>
+        <w:br/>
+      </w:r>
+      <w:r>
+        <w:rPr>
+          <w:rFonts w:ascii="Consolas" w:hAnsi="Consolas"/>
+          <w:sz w:val="18"/>
+        </w:rPr>
+        <w:t>2026-08-18 12:35:26,564 INFO Подключились к серверу 127.0.0.1:9999</w:t>
+      </w:r>
+      <w:r>
+        <w:rPr>
+          <w:rFonts w:ascii="Consolas" w:hAnsi="Consolas"/>
+          <w:sz w:val="18"/>
+        </w:rPr>
+        <w:t>2026-08-18 12:35:26,565 INFO Получили команду от сервера: COLOR</w:t>
+      </w:r>
+      <w:r>
+        <w:rPr>
+          <w:rFonts w:ascii="Consolas" w:hAnsi="Consolas"/>
+          <w:sz w:val="18"/>
+        </w:rPr>
+        <w:t>2026-08-18 12:35:26,565 INFO Меняем цвет.</w:t>
+      </w:r>
+      <w:r>
+        <w:rPr>
+          <w:rFonts w:ascii="Consolas" w:hAnsi="Consolas"/>
+          <w:sz w:val="18"/>
+        </w:rPr>
+        <w:t>2026-08-18 12:35:46,581 INFO Получили команду от сервера: UNDEFINED</w:t>
+      </w:r>
+      <w:r>
+        <w:rPr>
+          <w:rFonts w:ascii="Consolas" w:hAnsi="Consolas"/>
+          <w:sz w:val="18"/>
+        </w:rPr>
+        <w:t>2026-08-18 12:35:46,581 INFO Странная команда, ничего не делаем.</w:t>
+      </w:r>
+      <w:r>
+        <w:rPr>
+          <w:rFonts w:ascii="Consolas" w:hAnsi="Consolas"/>
+          <w:sz w:val="18"/>
+        </w:rPr>
+        <w:t>2026-08-18 12:36:16,608 INFO Получили команду от сервера: ON</w:t>
+      </w:r>
+      <w:r>
+        <w:rPr>
+          <w:rFonts w:ascii="Consolas" w:hAnsi="Consolas"/>
+          <w:sz w:val="18"/>
+        </w:rPr>
+        <w:t>2026-08-18 12:36:16,609 INFO Светим и освещаем путь.</w:t>
+      </w:r>
+      <w:r>
+        <w:rPr>
+          <w:rFonts w:ascii="Consolas" w:hAnsi="Consolas"/>
+          <w:sz w:val="18"/>
+        </w:rPr>
+        <w:t>2026-08-18 12:36:26,619 INFO Получили команду от сервера: OFF</w:t>
+      </w:r>
+      <w:r>
+        <w:rPr>
+          <w:rFonts w:ascii="Consolas" w:hAnsi="Consolas"/>
+          <w:sz w:val="18"/>
+        </w:rPr>
+        <w:t>2026-08-18 12:36:26,620 INFO Выключаемся.</w:t>
+      </w:r>
+    </w:p>
+    <w:p>
+      <w:pPr>
+        <w:pStyle w:val="Heading2"/>
+      </w:pPr>
+      <w:r>
         <w:t>Откат</w:t>
       </w:r>
     </w:p>
